--- a/publish/hub/documentation/ust/UST-2026-09-26-18-incidente-waitlist-630k.docx
+++ b/publish/hub/documentation/ust/UST-2026-09-26-18-incidente-waitlist-630k.docx
@@ -2423,7 +2423,7 @@
                 <w:sz w:val="16"/>
                 <w:szCs w:val="16"/>
               </w:rPr>
-              <w:t xml:space="preserve"/>
+              <w:t xml:space="preserve">DECIDIDO: la propuesta (cuarentena) — y borrada el 26-sep por WL-1 una vez medido que no había PII.</w:t>
             </w:r>
           </w:p>
         </w:tc>
@@ -2537,7 +2537,7 @@
                 <w:sz w:val="16"/>
                 <w:szCs w:val="16"/>
               </w:rPr>
-              <w:t xml:space="preserve"/>
+              <w:t xml:space="preserve">DECIDIDO: la propuesta.</w:t>
             </w:r>
           </w:p>
         </w:tc>
@@ -2651,7 +2651,7 @@
                 <w:sz w:val="16"/>
                 <w:szCs w:val="16"/>
               </w:rPr>
-              <w:t xml:space="preserve"/>
+              <w:t xml:space="preserve">DECIDIDO: la propuesta.</w:t>
             </w:r>
           </w:p>
         </w:tc>
@@ -2765,7 +2765,7 @@
                 <w:sz w:val="16"/>
                 <w:szCs w:val="16"/>
               </w:rPr>
-              <w:t xml:space="preserve"/>
+              <w:t xml:space="preserve">DECIDIDO: la propuesta (global); el ritmo por IP va a UST-19.</w:t>
             </w:r>
           </w:p>
         </w:tc>
@@ -2879,7 +2879,7 @@
                 <w:sz w:val="16"/>
                 <w:szCs w:val="16"/>
               </w:rPr>
-              <w:t xml:space="preserve"/>
+              <w:t xml:space="preserve">DECIDIDO: la propuesta (CLUSTER, pasada propia).</w:t>
             </w:r>
           </w:p>
         </w:tc>
@@ -2993,7 +2993,7 @@
                 <w:sz w:val="16"/>
                 <w:szCs w:val="16"/>
               </w:rPr>
-              <w:t xml:space="preserve"/>
+              <w:t xml:space="preserve">DECIDIDO: la propuesta.</w:t>
             </w:r>
           </w:p>
         </w:tc>
@@ -3107,7 +3107,7 @@
                 <w:sz w:val="16"/>
                 <w:szCs w:val="16"/>
               </w:rPr>
-              <w:t xml:space="preserve"/>
+              <w:t xml:space="preserve">DECIDIDO (Juanjo, 26-sep): ALTERNATIVA «Borrar ya» — «Limpiarlos, no se hace análisis, borrarlos». Sin PII, es carril técnico; Pilar y Lucía corroboran.</w:t>
             </w:r>
           </w:p>
         </w:tc>
@@ -3221,7 +3221,7 @@
                 <w:sz w:val="16"/>
                 <w:szCs w:val="16"/>
               </w:rPr>
-              <w:t xml:space="preserve"/>
+              <w:t xml:space="preserve">DECIDIDO: NO se hace (WL-1: sin análisis).</w:t>
             </w:r>
           </w:p>
         </w:tc>
@@ -3335,7 +3335,7 @@
                 <w:sz w:val="16"/>
                 <w:szCs w:val="16"/>
               </w:rPr>
-              <w:t xml:space="preserve"/>
+              <w:t xml:space="preserve">DECIDIDO: la propuesta — regla nueva en CLAUDE.md.</w:t>
             </w:r>
           </w:p>
         </w:tc>
@@ -4890,7 +4890,7 @@
                 <w:sz w:val="16"/>
                 <w:szCs w:val="16"/>
               </w:rPr>
-              <w:t xml:space="preserve">Carril técnico (sin datos de usuarias): Juanjo decidió en el chat, incluida WL-1 («borrarlos»). Firma electrónica simple pendiente. Pilar y Lucía corroboran en el hub.</w:t>
+              <w:t xml:space="preserve">Carril técnico (sin datos de usuarias): Juanjo decidió en el chat, incluida WL-1 («borrarlos»), y FIRMÓ la noche del 26-sep («UST-18, según las recomendaciones también») — firma electrónica simple abajo. Pilar y Lucía corroboran en el hub.</w:t>
             </w:r>
           </w:p>
         </w:tc>
